--- a/docs/tables/Table_S1-3_mean_mpm_derived.docx
+++ b/docs/tables/Table_S1-3_mean_mpm_derived.docx
@@ -17,7 +17,11 @@
         <w:tblLook w:firstRow="1" w:lastRow="0" w:firstColumn="0" w:lastColumn="0" w:noHBand="0" w:noVBand="1"/>
       </w:tblPr>
       <w:tblGrid>
-        <w:gridCol w:w="10133"/>
+        <w:gridCol w:w="2954"/>
+        <w:gridCol w:w="1132"/>
+        <w:gridCol w:w="961"/>
+        <w:gridCol w:w="1034"/>
+        <w:gridCol w:w="1805"/>
       </w:tblGrid>
       <w:tr>
         <w:trPr>
@@ -73,16 +77,10 @@
                 <w:szCs w:val="22"/>
                 <w:color w:val="000000"/>
               </w:rPr>
-              <w:t xml:space="preserve">Note</w:t>
+              <w:t xml:space="preserve">Parameter</w:t>
             </w:r>
           </w:p>
         </w:tc>
-      </w:tr>
-      <w:tr>
-        <w:trPr>
-          <w:trHeight w:val="621" w:hRule="auto"/>
-        </w:trPr>
-        body1
         <w:tc>
           <w:tcPr>
             <w:tcBorders>
@@ -131,7 +129,961 @@
                 <w:szCs w:val="22"/>
                 <w:color w:val="000000"/>
               </w:rPr>
-              <w:t xml:space="preserve">Source data not yet generated: data/derived/analysis_cache/fig1_mean_mpm_param_summary.csv</w:t>
+              <w:t xml:space="preserve">Median</w:t>
+            </w:r>
+          </w:p>
+        </w:tc>
+        <w:tc>
+          <w:tcPr>
+            <w:tcBorders>
+              <w:bottom w:val="single" w:sz="12" w:space="0" w:color="666666"/>
+              <w:top w:val="single" w:sz="12" w:space="0" w:color="666666"/>
+              <w:left w:val="none" w:sz="0" w:space="0" w:color="000000"/>
+              <w:right w:val="none" w:sz="0" w:space="0" w:color="000000"/>
+            </w:tcBorders>
+            <w:shd w:val="clear" w:color="auto" w:fill="FFFFFF"/>
+            <w:tcMar>
+              <w:top w:w="0" w:type="dxa"/>
+              <w:bottom w:w="0" w:type="dxa"/>
+              <w:left w:w="0" w:type="dxa"/>
+              <w:right w:w="0" w:type="dxa"/>
+            </w:tcMar>
+            <w:vAlign w:val="center"/>
+          </w:tcPr>
+          <w:p>
+            <w:pPr>
+              <w:jc w:val="left"/>
+              <w:pBdr>
+                <w:bottom w:val="none" w:sz="0" w:space="0" w:color="000000"/>
+                <w:top w:val="none" w:sz="0" w:space="0" w:color="000000"/>
+                <w:left w:val="none" w:sz="0" w:space="0" w:color="000000"/>
+                <w:right w:val="none" w:sz="0" w:space="0" w:color="000000"/>
+              </w:pBdr>
+              <w:spacing w:after="100" w:before="100" w:line="240"/>
+              <w:ind w:left="100" w:right="100" w:firstLine="0" w:firstLineChars="0"/>
+              <w:rPr>
+                <w:rFonts w:ascii="Helvetica" w:hAnsi="Helvetica" w:eastAsia="Helvetica" w:cs="Helvetica"/>
+                <w:i w:val="false"/>
+                <w:b w:val="false"/>
+                <w:u w:val="none"/>
+                <w:sz w:val="22"/>
+                <w:szCs w:val="22"/>
+                <w:color w:val="000000"/>
+              </w:rPr>
+            </w:pPr>
+            <w:r>
+              <w:rPr>
+                <w:rFonts w:ascii="Helvetica" w:hAnsi="Helvetica" w:eastAsia="Helvetica" w:cs="Helvetica"/>
+                <w:i w:val="false"/>
+                <w:b w:val="false"/>
+                <w:u w:val="none"/>
+                <w:sz w:val="22"/>
+                <w:szCs w:val="22"/>
+                <w:color w:val="000000"/>
+              </w:rPr>
+              <w:t xml:space="preserve">2.5%</w:t>
+            </w:r>
+          </w:p>
+        </w:tc>
+        <w:tc>
+          <w:tcPr>
+            <w:tcBorders>
+              <w:bottom w:val="single" w:sz="12" w:space="0" w:color="666666"/>
+              <w:top w:val="single" w:sz="12" w:space="0" w:color="666666"/>
+              <w:left w:val="none" w:sz="0" w:space="0" w:color="000000"/>
+              <w:right w:val="none" w:sz="0" w:space="0" w:color="000000"/>
+            </w:tcBorders>
+            <w:shd w:val="clear" w:color="auto" w:fill="FFFFFF"/>
+            <w:tcMar>
+              <w:top w:w="0" w:type="dxa"/>
+              <w:bottom w:w="0" w:type="dxa"/>
+              <w:left w:w="0" w:type="dxa"/>
+              <w:right w:w="0" w:type="dxa"/>
+            </w:tcMar>
+            <w:vAlign w:val="center"/>
+          </w:tcPr>
+          <w:p>
+            <w:pPr>
+              <w:jc w:val="left"/>
+              <w:pBdr>
+                <w:bottom w:val="none" w:sz="0" w:space="0" w:color="000000"/>
+                <w:top w:val="none" w:sz="0" w:space="0" w:color="000000"/>
+                <w:left w:val="none" w:sz="0" w:space="0" w:color="000000"/>
+                <w:right w:val="none" w:sz="0" w:space="0" w:color="000000"/>
+              </w:pBdr>
+              <w:spacing w:after="100" w:before="100" w:line="240"/>
+              <w:ind w:left="100" w:right="100" w:firstLine="0" w:firstLineChars="0"/>
+              <w:rPr>
+                <w:rFonts w:ascii="Helvetica" w:hAnsi="Helvetica" w:eastAsia="Helvetica" w:cs="Helvetica"/>
+                <w:i w:val="false"/>
+                <w:b w:val="false"/>
+                <w:u w:val="none"/>
+                <w:sz w:val="22"/>
+                <w:szCs w:val="22"/>
+                <w:color w:val="000000"/>
+              </w:rPr>
+            </w:pPr>
+            <w:r>
+              <w:rPr>
+                <w:rFonts w:ascii="Helvetica" w:hAnsi="Helvetica" w:eastAsia="Helvetica" w:cs="Helvetica"/>
+                <w:i w:val="false"/>
+                <w:b w:val="false"/>
+                <w:u w:val="none"/>
+                <w:sz w:val="22"/>
+                <w:szCs w:val="22"/>
+                <w:color w:val="000000"/>
+              </w:rPr>
+              <w:t xml:space="preserve">97.5%</w:t>
+            </w:r>
+          </w:p>
+        </w:tc>
+        <w:tc>
+          <w:tcPr>
+            <w:tcBorders>
+              <w:bottom w:val="single" w:sz="12" w:space="0" w:color="666666"/>
+              <w:top w:val="single" w:sz="12" w:space="0" w:color="666666"/>
+              <w:left w:val="none" w:sz="0" w:space="0" w:color="000000"/>
+              <w:right w:val="none" w:sz="0" w:space="0" w:color="000000"/>
+            </w:tcBorders>
+            <w:shd w:val="clear" w:color="auto" w:fill="FFFFFF"/>
+            <w:tcMar>
+              <w:top w:w="0" w:type="dxa"/>
+              <w:bottom w:w="0" w:type="dxa"/>
+              <w:left w:w="0" w:type="dxa"/>
+              <w:right w:w="0" w:type="dxa"/>
+            </w:tcMar>
+            <w:vAlign w:val="center"/>
+          </w:tcPr>
+          <w:p>
+            <w:pPr>
+              <w:jc w:val="left"/>
+              <w:pBdr>
+                <w:bottom w:val="none" w:sz="0" w:space="0" w:color="000000"/>
+                <w:top w:val="none" w:sz="0" w:space="0" w:color="000000"/>
+                <w:left w:val="none" w:sz="0" w:space="0" w:color="000000"/>
+                <w:right w:val="none" w:sz="0" w:space="0" w:color="000000"/>
+              </w:pBdr>
+              <w:spacing w:after="100" w:before="100" w:line="240"/>
+              <w:ind w:left="100" w:right="100" w:firstLine="0" w:firstLineChars="0"/>
+              <w:rPr>
+                <w:rFonts w:ascii="Helvetica" w:hAnsi="Helvetica" w:eastAsia="Helvetica" w:cs="Helvetica"/>
+                <w:i w:val="false"/>
+                <w:b w:val="false"/>
+                <w:u w:val="none"/>
+                <w:sz w:val="22"/>
+                <w:szCs w:val="22"/>
+                <w:color w:val="000000"/>
+              </w:rPr>
+            </w:pPr>
+            <w:r>
+              <w:rPr>
+                <w:rFonts w:ascii="Helvetica" w:hAnsi="Helvetica" w:eastAsia="Helvetica" w:cs="Helvetica"/>
+                <w:i w:val="false"/>
+                <w:b w:val="false"/>
+                <w:u w:val="none"/>
+                <w:sz w:val="22"/>
+                <w:szCs w:val="22"/>
+                <w:color w:val="000000"/>
+              </w:rPr>
+              <w:t xml:space="preserve">Point estimate</w:t>
+            </w:r>
+          </w:p>
+        </w:tc>
+      </w:tr>
+      <w:tr>
+        <w:trPr>
+          <w:trHeight w:val="618" w:hRule="auto"/>
+        </w:trPr>
+        body1
+        <w:tc>
+          <w:tcPr>
+            <w:tcBorders>
+              <w:bottom w:val="none" w:sz="0" w:space="0" w:color="000000"/>
+              <w:top w:val="single" w:sz="12" w:space="0" w:color="666666"/>
+              <w:left w:val="none" w:sz="0" w:space="0" w:color="000000"/>
+              <w:right w:val="none" w:sz="0" w:space="0" w:color="000000"/>
+            </w:tcBorders>
+            <w:shd w:val="clear" w:color="auto" w:fill="FFFFFF"/>
+            <w:tcMar>
+              <w:top w:w="0" w:type="dxa"/>
+              <w:bottom w:w="0" w:type="dxa"/>
+              <w:left w:w="0" w:type="dxa"/>
+              <w:right w:w="0" w:type="dxa"/>
+            </w:tcMar>
+            <w:vAlign w:val="center"/>
+          </w:tcPr>
+          <w:p>
+            <w:pPr>
+              <w:jc w:val="left"/>
+              <w:pBdr>
+                <w:bottom w:val="none" w:sz="0" w:space="0" w:color="000000"/>
+                <w:top w:val="none" w:sz="0" w:space="0" w:color="000000"/>
+                <w:left w:val="none" w:sz="0" w:space="0" w:color="000000"/>
+                <w:right w:val="none" w:sz="0" w:space="0" w:color="000000"/>
+              </w:pBdr>
+              <w:spacing w:after="100" w:before="100" w:line="240"/>
+              <w:ind w:left="100" w:right="100" w:firstLine="0" w:firstLineChars="0"/>
+              <w:rPr>
+                <w:rFonts w:ascii="Helvetica" w:hAnsi="Helvetica" w:eastAsia="Helvetica" w:cs="Helvetica"/>
+                <w:i w:val="false"/>
+                <w:b w:val="false"/>
+                <w:u w:val="none"/>
+                <w:sz w:val="22"/>
+                <w:szCs w:val="22"/>
+                <w:color w:val="000000"/>
+              </w:rPr>
+            </w:pPr>
+            <w:r>
+              <w:rPr>
+                <w:rFonts w:ascii="Helvetica" w:hAnsi="Helvetica" w:eastAsia="Helvetica" w:cs="Helvetica"/>
+                <w:i w:val="false"/>
+                <w:b w:val="false"/>
+                <w:u w:val="none"/>
+                <w:sz w:val="22"/>
+                <w:szCs w:val="22"/>
+                <w:color w:val="000000"/>
+              </w:rPr>
+              <w:t xml:space="preserve">Life expectancy (l[0])</w:t>
+            </w:r>
+          </w:p>
+        </w:tc>
+        <w:tc>
+          <w:tcPr>
+            <w:tcBorders>
+              <w:bottom w:val="none" w:sz="0" w:space="0" w:color="000000"/>
+              <w:top w:val="single" w:sz="12" w:space="0" w:color="666666"/>
+              <w:left w:val="none" w:sz="0" w:space="0" w:color="000000"/>
+              <w:right w:val="none" w:sz="0" w:space="0" w:color="000000"/>
+            </w:tcBorders>
+            <w:shd w:val="clear" w:color="auto" w:fill="FFFFFF"/>
+            <w:tcMar>
+              <w:top w:w="0" w:type="dxa"/>
+              <w:bottom w:w="0" w:type="dxa"/>
+              <w:left w:w="0" w:type="dxa"/>
+              <w:right w:w="0" w:type="dxa"/>
+            </w:tcMar>
+            <w:vAlign w:val="center"/>
+          </w:tcPr>
+          <w:p>
+            <w:pPr>
+              <w:jc w:val="left"/>
+              <w:pBdr>
+                <w:bottom w:val="none" w:sz="0" w:space="0" w:color="000000"/>
+                <w:top w:val="none" w:sz="0" w:space="0" w:color="000000"/>
+                <w:left w:val="none" w:sz="0" w:space="0" w:color="000000"/>
+                <w:right w:val="none" w:sz="0" w:space="0" w:color="000000"/>
+              </w:pBdr>
+              <w:spacing w:after="100" w:before="100" w:line="240"/>
+              <w:ind w:left="100" w:right="100" w:firstLine="0" w:firstLineChars="0"/>
+              <w:rPr>
+                <w:rFonts w:ascii="Helvetica" w:hAnsi="Helvetica" w:eastAsia="Helvetica" w:cs="Helvetica"/>
+                <w:i w:val="false"/>
+                <w:b w:val="false"/>
+                <w:u w:val="none"/>
+                <w:sz w:val="22"/>
+                <w:szCs w:val="22"/>
+                <w:color w:val="000000"/>
+              </w:rPr>
+            </w:pPr>
+            <w:r>
+              <w:rPr>
+                <w:rFonts w:ascii="Helvetica" w:hAnsi="Helvetica" w:eastAsia="Helvetica" w:cs="Helvetica"/>
+                <w:i w:val="false"/>
+                <w:b w:val="false"/>
+                <w:u w:val="none"/>
+                <w:sz w:val="22"/>
+                <w:szCs w:val="22"/>
+                <w:color w:val="000000"/>
+              </w:rPr>
+              <w:t xml:space="preserve">1.920</w:t>
+            </w:r>
+          </w:p>
+        </w:tc>
+        <w:tc>
+          <w:tcPr>
+            <w:tcBorders>
+              <w:bottom w:val="none" w:sz="0" w:space="0" w:color="000000"/>
+              <w:top w:val="single" w:sz="12" w:space="0" w:color="666666"/>
+              <w:left w:val="none" w:sz="0" w:space="0" w:color="000000"/>
+              <w:right w:val="none" w:sz="0" w:space="0" w:color="000000"/>
+            </w:tcBorders>
+            <w:shd w:val="clear" w:color="auto" w:fill="FFFFFF"/>
+            <w:tcMar>
+              <w:top w:w="0" w:type="dxa"/>
+              <w:bottom w:w="0" w:type="dxa"/>
+              <w:left w:w="0" w:type="dxa"/>
+              <w:right w:w="0" w:type="dxa"/>
+            </w:tcMar>
+            <w:vAlign w:val="center"/>
+          </w:tcPr>
+          <w:p>
+            <w:pPr>
+              <w:jc w:val="left"/>
+              <w:pBdr>
+                <w:bottom w:val="none" w:sz="0" w:space="0" w:color="000000"/>
+                <w:top w:val="none" w:sz="0" w:space="0" w:color="000000"/>
+                <w:left w:val="none" w:sz="0" w:space="0" w:color="000000"/>
+                <w:right w:val="none" w:sz="0" w:space="0" w:color="000000"/>
+              </w:pBdr>
+              <w:spacing w:after="100" w:before="100" w:line="240"/>
+              <w:ind w:left="100" w:right="100" w:firstLine="0" w:firstLineChars="0"/>
+              <w:rPr>
+                <w:rFonts w:ascii="Helvetica" w:hAnsi="Helvetica" w:eastAsia="Helvetica" w:cs="Helvetica"/>
+                <w:i w:val="false"/>
+                <w:b w:val="false"/>
+                <w:u w:val="none"/>
+                <w:sz w:val="22"/>
+                <w:szCs w:val="22"/>
+                <w:color w:val="000000"/>
+              </w:rPr>
+            </w:pPr>
+            <w:r>
+              <w:rPr>
+                <w:rFonts w:ascii="Helvetica" w:hAnsi="Helvetica" w:eastAsia="Helvetica" w:cs="Helvetica"/>
+                <w:i w:val="false"/>
+                <w:b w:val="false"/>
+                <w:u w:val="none"/>
+                <w:sz w:val="22"/>
+                <w:szCs w:val="22"/>
+                <w:color w:val="000000"/>
+              </w:rPr>
+              <w:t xml:space="preserve">1.700</w:t>
+            </w:r>
+          </w:p>
+        </w:tc>
+        <w:tc>
+          <w:tcPr>
+            <w:tcBorders>
+              <w:bottom w:val="none" w:sz="0" w:space="0" w:color="000000"/>
+              <w:top w:val="single" w:sz="12" w:space="0" w:color="666666"/>
+              <w:left w:val="none" w:sz="0" w:space="0" w:color="000000"/>
+              <w:right w:val="none" w:sz="0" w:space="0" w:color="000000"/>
+            </w:tcBorders>
+            <w:shd w:val="clear" w:color="auto" w:fill="FFFFFF"/>
+            <w:tcMar>
+              <w:top w:w="0" w:type="dxa"/>
+              <w:bottom w:w="0" w:type="dxa"/>
+              <w:left w:w="0" w:type="dxa"/>
+              <w:right w:w="0" w:type="dxa"/>
+            </w:tcMar>
+            <w:vAlign w:val="center"/>
+          </w:tcPr>
+          <w:p>
+            <w:pPr>
+              <w:jc w:val="left"/>
+              <w:pBdr>
+                <w:bottom w:val="none" w:sz="0" w:space="0" w:color="000000"/>
+                <w:top w:val="none" w:sz="0" w:space="0" w:color="000000"/>
+                <w:left w:val="none" w:sz="0" w:space="0" w:color="000000"/>
+                <w:right w:val="none" w:sz="0" w:space="0" w:color="000000"/>
+              </w:pBdr>
+              <w:spacing w:after="100" w:before="100" w:line="240"/>
+              <w:ind w:left="100" w:right="100" w:firstLine="0" w:firstLineChars="0"/>
+              <w:rPr>
+                <w:rFonts w:ascii="Helvetica" w:hAnsi="Helvetica" w:eastAsia="Helvetica" w:cs="Helvetica"/>
+                <w:i w:val="false"/>
+                <w:b w:val="false"/>
+                <w:u w:val="none"/>
+                <w:sz w:val="22"/>
+                <w:szCs w:val="22"/>
+                <w:color w:val="000000"/>
+              </w:rPr>
+            </w:pPr>
+            <w:r>
+              <w:rPr>
+                <w:rFonts w:ascii="Helvetica" w:hAnsi="Helvetica" w:eastAsia="Helvetica" w:cs="Helvetica"/>
+                <w:i w:val="false"/>
+                <w:b w:val="false"/>
+                <w:u w:val="none"/>
+                <w:sz w:val="22"/>
+                <w:szCs w:val="22"/>
+                <w:color w:val="000000"/>
+              </w:rPr>
+              <w:t xml:space="preserve">2.18</w:t>
+            </w:r>
+          </w:p>
+        </w:tc>
+        <w:tc>
+          <w:tcPr>
+            <w:tcBorders>
+              <w:bottom w:val="none" w:sz="0" w:space="0" w:color="000000"/>
+              <w:top w:val="single" w:sz="12" w:space="0" w:color="666666"/>
+              <w:left w:val="none" w:sz="0" w:space="0" w:color="000000"/>
+              <w:right w:val="none" w:sz="0" w:space="0" w:color="000000"/>
+            </w:tcBorders>
+            <w:shd w:val="clear" w:color="auto" w:fill="FFFFFF"/>
+            <w:tcMar>
+              <w:top w:w="0" w:type="dxa"/>
+              <w:bottom w:w="0" w:type="dxa"/>
+              <w:left w:w="0" w:type="dxa"/>
+              <w:right w:w="0" w:type="dxa"/>
+            </w:tcMar>
+            <w:vAlign w:val="center"/>
+          </w:tcPr>
+          <w:p>
+            <w:pPr>
+              <w:jc w:val="left"/>
+              <w:pBdr>
+                <w:bottom w:val="none" w:sz="0" w:space="0" w:color="000000"/>
+                <w:top w:val="none" w:sz="0" w:space="0" w:color="000000"/>
+                <w:left w:val="none" w:sz="0" w:space="0" w:color="000000"/>
+                <w:right w:val="none" w:sz="0" w:space="0" w:color="000000"/>
+              </w:pBdr>
+              <w:spacing w:after="100" w:before="100" w:line="240"/>
+              <w:ind w:left="100" w:right="100" w:firstLine="0" w:firstLineChars="0"/>
+              <w:rPr>
+                <w:rFonts w:ascii="Helvetica" w:hAnsi="Helvetica" w:eastAsia="Helvetica" w:cs="Helvetica"/>
+                <w:i w:val="false"/>
+                <w:b w:val="false"/>
+                <w:u w:val="none"/>
+                <w:sz w:val="22"/>
+                <w:szCs w:val="22"/>
+                <w:color w:val="000000"/>
+              </w:rPr>
+            </w:pPr>
+            <w:r>
+              <w:rPr>
+                <w:rFonts w:ascii="Helvetica" w:hAnsi="Helvetica" w:eastAsia="Helvetica" w:cs="Helvetica"/>
+                <w:i w:val="false"/>
+                <w:b w:val="false"/>
+                <w:u w:val="none"/>
+                <w:sz w:val="22"/>
+                <w:szCs w:val="22"/>
+                <w:color w:val="000000"/>
+              </w:rPr>
+              <w:t xml:space="preserve">1.930</w:t>
+            </w:r>
+          </w:p>
+        </w:tc>
+      </w:tr>
+      <w:tr>
+        <w:trPr>
+          <w:trHeight w:val="620" w:hRule="auto"/>
+        </w:trPr>
+        body2
+        <w:tc>
+          <w:tcPr>
+            <w:tcBorders>
+              <w:bottom w:val="none" w:sz="0" w:space="0" w:color="000000"/>
+              <w:top w:val="none" w:sz="0" w:space="0" w:color="000000"/>
+              <w:left w:val="none" w:sz="0" w:space="0" w:color="000000"/>
+              <w:right w:val="none" w:sz="0" w:space="0" w:color="000000"/>
+            </w:tcBorders>
+            <w:shd w:val="clear" w:color="auto" w:fill="FFFFFF"/>
+            <w:tcMar>
+              <w:top w:w="0" w:type="dxa"/>
+              <w:bottom w:w="0" w:type="dxa"/>
+              <w:left w:w="0" w:type="dxa"/>
+              <w:right w:w="0" w:type="dxa"/>
+            </w:tcMar>
+            <w:vAlign w:val="center"/>
+          </w:tcPr>
+          <w:p>
+            <w:pPr>
+              <w:jc w:val="left"/>
+              <w:pBdr>
+                <w:bottom w:val="none" w:sz="0" w:space="0" w:color="000000"/>
+                <w:top w:val="none" w:sz="0" w:space="0" w:color="000000"/>
+                <w:left w:val="none" w:sz="0" w:space="0" w:color="000000"/>
+                <w:right w:val="none" w:sz="0" w:space="0" w:color="000000"/>
+              </w:pBdr>
+              <w:spacing w:after="100" w:before="100" w:line="240"/>
+              <w:ind w:left="100" w:right="100" w:firstLine="0" w:firstLineChars="0"/>
+              <w:rPr>
+                <w:rFonts w:ascii="Helvetica" w:hAnsi="Helvetica" w:eastAsia="Helvetica" w:cs="Helvetica"/>
+                <w:i w:val="false"/>
+                <w:b w:val="false"/>
+                <w:u w:val="none"/>
+                <w:sz w:val="22"/>
+                <w:szCs w:val="22"/>
+                <w:color w:val="000000"/>
+              </w:rPr>
+            </w:pPr>
+            <w:r>
+              <w:rPr>
+                <w:rFonts w:ascii="Helvetica" w:hAnsi="Helvetica" w:eastAsia="Helvetica" w:cs="Helvetica"/>
+                <w:i w:val="false"/>
+                <w:b w:val="false"/>
+                <w:u w:val="none"/>
+                <w:sz w:val="22"/>
+                <w:szCs w:val="22"/>
+                <w:color w:val="000000"/>
+              </w:rPr>
+              <w:t xml:space="preserve">Pop. growth rate (lambda)</w:t>
+            </w:r>
+          </w:p>
+        </w:tc>
+        <w:tc>
+          <w:tcPr>
+            <w:tcBorders>
+              <w:bottom w:val="none" w:sz="0" w:space="0" w:color="000000"/>
+              <w:top w:val="none" w:sz="0" w:space="0" w:color="000000"/>
+              <w:left w:val="none" w:sz="0" w:space="0" w:color="000000"/>
+              <w:right w:val="none" w:sz="0" w:space="0" w:color="000000"/>
+            </w:tcBorders>
+            <w:shd w:val="clear" w:color="auto" w:fill="FFFFFF"/>
+            <w:tcMar>
+              <w:top w:w="0" w:type="dxa"/>
+              <w:bottom w:w="0" w:type="dxa"/>
+              <w:left w:w="0" w:type="dxa"/>
+              <w:right w:w="0" w:type="dxa"/>
+            </w:tcMar>
+            <w:vAlign w:val="center"/>
+          </w:tcPr>
+          <w:p>
+            <w:pPr>
+              <w:jc w:val="left"/>
+              <w:pBdr>
+                <w:bottom w:val="none" w:sz="0" w:space="0" w:color="000000"/>
+                <w:top w:val="none" w:sz="0" w:space="0" w:color="000000"/>
+                <w:left w:val="none" w:sz="0" w:space="0" w:color="000000"/>
+                <w:right w:val="none" w:sz="0" w:space="0" w:color="000000"/>
+              </w:pBdr>
+              <w:spacing w:after="100" w:before="100" w:line="240"/>
+              <w:ind w:left="100" w:right="100" w:firstLine="0" w:firstLineChars="0"/>
+              <w:rPr>
+                <w:rFonts w:ascii="Helvetica" w:hAnsi="Helvetica" w:eastAsia="Helvetica" w:cs="Helvetica"/>
+                <w:i w:val="false"/>
+                <w:b w:val="false"/>
+                <w:u w:val="none"/>
+                <w:sz w:val="22"/>
+                <w:szCs w:val="22"/>
+                <w:color w:val="000000"/>
+              </w:rPr>
+            </w:pPr>
+            <w:r>
+              <w:rPr>
+                <w:rFonts w:ascii="Helvetica" w:hAnsi="Helvetica" w:eastAsia="Helvetica" w:cs="Helvetica"/>
+                <w:i w:val="false"/>
+                <w:b w:val="false"/>
+                <w:u w:val="none"/>
+                <w:sz w:val="22"/>
+                <w:szCs w:val="22"/>
+                <w:color w:val="000000"/>
+              </w:rPr>
+              <w:t xml:space="preserve">0.929</w:t>
+            </w:r>
+          </w:p>
+        </w:tc>
+        <w:tc>
+          <w:tcPr>
+            <w:tcBorders>
+              <w:bottom w:val="none" w:sz="0" w:space="0" w:color="000000"/>
+              <w:top w:val="none" w:sz="0" w:space="0" w:color="000000"/>
+              <w:left w:val="none" w:sz="0" w:space="0" w:color="000000"/>
+              <w:right w:val="none" w:sz="0" w:space="0" w:color="000000"/>
+            </w:tcBorders>
+            <w:shd w:val="clear" w:color="auto" w:fill="FFFFFF"/>
+            <w:tcMar>
+              <w:top w:w="0" w:type="dxa"/>
+              <w:bottom w:w="0" w:type="dxa"/>
+              <w:left w:w="0" w:type="dxa"/>
+              <w:right w:w="0" w:type="dxa"/>
+            </w:tcMar>
+            <w:vAlign w:val="center"/>
+          </w:tcPr>
+          <w:p>
+            <w:pPr>
+              <w:jc w:val="left"/>
+              <w:pBdr>
+                <w:bottom w:val="none" w:sz="0" w:space="0" w:color="000000"/>
+                <w:top w:val="none" w:sz="0" w:space="0" w:color="000000"/>
+                <w:left w:val="none" w:sz="0" w:space="0" w:color="000000"/>
+                <w:right w:val="none" w:sz="0" w:space="0" w:color="000000"/>
+              </w:pBdr>
+              <w:spacing w:after="100" w:before="100" w:line="240"/>
+              <w:ind w:left="100" w:right="100" w:firstLine="0" w:firstLineChars="0"/>
+              <w:rPr>
+                <w:rFonts w:ascii="Helvetica" w:hAnsi="Helvetica" w:eastAsia="Helvetica" w:cs="Helvetica"/>
+                <w:i w:val="false"/>
+                <w:b w:val="false"/>
+                <w:u w:val="none"/>
+                <w:sz w:val="22"/>
+                <w:szCs w:val="22"/>
+                <w:color w:val="000000"/>
+              </w:rPr>
+            </w:pPr>
+            <w:r>
+              <w:rPr>
+                <w:rFonts w:ascii="Helvetica" w:hAnsi="Helvetica" w:eastAsia="Helvetica" w:cs="Helvetica"/>
+                <w:i w:val="false"/>
+                <w:b w:val="false"/>
+                <w:u w:val="none"/>
+                <w:sz w:val="22"/>
+                <w:szCs w:val="22"/>
+                <w:color w:val="000000"/>
+              </w:rPr>
+              <w:t xml:space="preserve">0.826</w:t>
+            </w:r>
+          </w:p>
+        </w:tc>
+        <w:tc>
+          <w:tcPr>
+            <w:tcBorders>
+              <w:bottom w:val="none" w:sz="0" w:space="0" w:color="000000"/>
+              <w:top w:val="none" w:sz="0" w:space="0" w:color="000000"/>
+              <w:left w:val="none" w:sz="0" w:space="0" w:color="000000"/>
+              <w:right w:val="none" w:sz="0" w:space="0" w:color="000000"/>
+            </w:tcBorders>
+            <w:shd w:val="clear" w:color="auto" w:fill="FFFFFF"/>
+            <w:tcMar>
+              <w:top w:w="0" w:type="dxa"/>
+              <w:bottom w:w="0" w:type="dxa"/>
+              <w:left w:w="0" w:type="dxa"/>
+              <w:right w:w="0" w:type="dxa"/>
+            </w:tcMar>
+            <w:vAlign w:val="center"/>
+          </w:tcPr>
+          <w:p>
+            <w:pPr>
+              <w:jc w:val="left"/>
+              <w:pBdr>
+                <w:bottom w:val="none" w:sz="0" w:space="0" w:color="000000"/>
+                <w:top w:val="none" w:sz="0" w:space="0" w:color="000000"/>
+                <w:left w:val="none" w:sz="0" w:space="0" w:color="000000"/>
+                <w:right w:val="none" w:sz="0" w:space="0" w:color="000000"/>
+              </w:pBdr>
+              <w:spacing w:after="100" w:before="100" w:line="240"/>
+              <w:ind w:left="100" w:right="100" w:firstLine="0" w:firstLineChars="0"/>
+              <w:rPr>
+                <w:rFonts w:ascii="Helvetica" w:hAnsi="Helvetica" w:eastAsia="Helvetica" w:cs="Helvetica"/>
+                <w:i w:val="false"/>
+                <w:b w:val="false"/>
+                <w:u w:val="none"/>
+                <w:sz w:val="22"/>
+                <w:szCs w:val="22"/>
+                <w:color w:val="000000"/>
+              </w:rPr>
+            </w:pPr>
+            <w:r>
+              <w:rPr>
+                <w:rFonts w:ascii="Helvetica" w:hAnsi="Helvetica" w:eastAsia="Helvetica" w:cs="Helvetica"/>
+                <w:i w:val="false"/>
+                <w:b w:val="false"/>
+                <w:u w:val="none"/>
+                <w:sz w:val="22"/>
+                <w:szCs w:val="22"/>
+                <w:color w:val="000000"/>
+              </w:rPr>
+              <w:t xml:space="preserve">1.03</w:t>
+            </w:r>
+          </w:p>
+        </w:tc>
+        <w:tc>
+          <w:tcPr>
+            <w:tcBorders>
+              <w:bottom w:val="none" w:sz="0" w:space="0" w:color="000000"/>
+              <w:top w:val="none" w:sz="0" w:space="0" w:color="000000"/>
+              <w:left w:val="none" w:sz="0" w:space="0" w:color="000000"/>
+              <w:right w:val="none" w:sz="0" w:space="0" w:color="000000"/>
+            </w:tcBorders>
+            <w:shd w:val="clear" w:color="auto" w:fill="FFFFFF"/>
+            <w:tcMar>
+              <w:top w:w="0" w:type="dxa"/>
+              <w:bottom w:w="0" w:type="dxa"/>
+              <w:left w:w="0" w:type="dxa"/>
+              <w:right w:w="0" w:type="dxa"/>
+            </w:tcMar>
+            <w:vAlign w:val="center"/>
+          </w:tcPr>
+          <w:p>
+            <w:pPr>
+              <w:jc w:val="left"/>
+              <w:pBdr>
+                <w:bottom w:val="none" w:sz="0" w:space="0" w:color="000000"/>
+                <w:top w:val="none" w:sz="0" w:space="0" w:color="000000"/>
+                <w:left w:val="none" w:sz="0" w:space="0" w:color="000000"/>
+                <w:right w:val="none" w:sz="0" w:space="0" w:color="000000"/>
+              </w:pBdr>
+              <w:spacing w:after="100" w:before="100" w:line="240"/>
+              <w:ind w:left="100" w:right="100" w:firstLine="0" w:firstLineChars="0"/>
+              <w:rPr>
+                <w:rFonts w:ascii="Helvetica" w:hAnsi="Helvetica" w:eastAsia="Helvetica" w:cs="Helvetica"/>
+                <w:i w:val="false"/>
+                <w:b w:val="false"/>
+                <w:u w:val="none"/>
+                <w:sz w:val="22"/>
+                <w:szCs w:val="22"/>
+                <w:color w:val="000000"/>
+              </w:rPr>
+            </w:pPr>
+            <w:r>
+              <w:rPr>
+                <w:rFonts w:ascii="Helvetica" w:hAnsi="Helvetica" w:eastAsia="Helvetica" w:cs="Helvetica"/>
+                <w:i w:val="false"/>
+                <w:b w:val="false"/>
+                <w:u w:val="none"/>
+                <w:sz w:val="22"/>
+                <w:szCs w:val="22"/>
+                <w:color w:val="000000"/>
+              </w:rPr>
+              <w:t xml:space="preserve">0.958</w:t>
+            </w:r>
+          </w:p>
+        </w:tc>
+      </w:tr>
+      <w:tr>
+        <w:trPr>
+          <w:trHeight w:val="620" w:hRule="auto"/>
+        </w:trPr>
+        body3
+        <w:tc>
+          <w:tcPr>
+            <w:tcBorders>
+              <w:bottom w:val="single" w:sz="12" w:space="0" w:color="666666"/>
+              <w:top w:val="none" w:sz="0" w:space="0" w:color="000000"/>
+              <w:left w:val="none" w:sz="0" w:space="0" w:color="000000"/>
+              <w:right w:val="none" w:sz="0" w:space="0" w:color="000000"/>
+            </w:tcBorders>
+            <w:shd w:val="clear" w:color="auto" w:fill="FFFFFF"/>
+            <w:tcMar>
+              <w:top w:w="0" w:type="dxa"/>
+              <w:bottom w:w="0" w:type="dxa"/>
+              <w:left w:w="0" w:type="dxa"/>
+              <w:right w:w="0" w:type="dxa"/>
+            </w:tcMar>
+            <w:vAlign w:val="center"/>
+          </w:tcPr>
+          <w:p>
+            <w:pPr>
+              <w:jc w:val="left"/>
+              <w:pBdr>
+                <w:bottom w:val="none" w:sz="0" w:space="0" w:color="000000"/>
+                <w:top w:val="none" w:sz="0" w:space="0" w:color="000000"/>
+                <w:left w:val="none" w:sz="0" w:space="0" w:color="000000"/>
+                <w:right w:val="none" w:sz="0" w:space="0" w:color="000000"/>
+              </w:pBdr>
+              <w:spacing w:after="100" w:before="100" w:line="240"/>
+              <w:ind w:left="100" w:right="100" w:firstLine="0" w:firstLineChars="0"/>
+              <w:rPr>
+                <w:rFonts w:ascii="Helvetica" w:hAnsi="Helvetica" w:eastAsia="Helvetica" w:cs="Helvetica"/>
+                <w:i w:val="false"/>
+                <w:b w:val="false"/>
+                <w:u w:val="none"/>
+                <w:sz w:val="22"/>
+                <w:szCs w:val="22"/>
+                <w:color w:val="000000"/>
+              </w:rPr>
+            </w:pPr>
+            <w:r>
+              <w:rPr>
+                <w:rFonts w:ascii="Helvetica" w:hAnsi="Helvetica" w:eastAsia="Helvetica" w:cs="Helvetica"/>
+                <w:i w:val="false"/>
+                <w:b w:val="false"/>
+                <w:u w:val="none"/>
+                <w:sz w:val="22"/>
+                <w:szCs w:val="22"/>
+                <w:color w:val="000000"/>
+              </w:rPr>
+              <w:t xml:space="preserve">Damping ratio (rho)</w:t>
+            </w:r>
+          </w:p>
+        </w:tc>
+        <w:tc>
+          <w:tcPr>
+            <w:tcBorders>
+              <w:bottom w:val="single" w:sz="12" w:space="0" w:color="666666"/>
+              <w:top w:val="none" w:sz="0" w:space="0" w:color="000000"/>
+              <w:left w:val="none" w:sz="0" w:space="0" w:color="000000"/>
+              <w:right w:val="none" w:sz="0" w:space="0" w:color="000000"/>
+            </w:tcBorders>
+            <w:shd w:val="clear" w:color="auto" w:fill="FFFFFF"/>
+            <w:tcMar>
+              <w:top w:w="0" w:type="dxa"/>
+              <w:bottom w:w="0" w:type="dxa"/>
+              <w:left w:w="0" w:type="dxa"/>
+              <w:right w:w="0" w:type="dxa"/>
+            </w:tcMar>
+            <w:vAlign w:val="center"/>
+          </w:tcPr>
+          <w:p>
+            <w:pPr>
+              <w:jc w:val="left"/>
+              <w:pBdr>
+                <w:bottom w:val="none" w:sz="0" w:space="0" w:color="000000"/>
+                <w:top w:val="none" w:sz="0" w:space="0" w:color="000000"/>
+                <w:left w:val="none" w:sz="0" w:space="0" w:color="000000"/>
+                <w:right w:val="none" w:sz="0" w:space="0" w:color="000000"/>
+              </w:pBdr>
+              <w:spacing w:after="100" w:before="100" w:line="240"/>
+              <w:ind w:left="100" w:right="100" w:firstLine="0" w:firstLineChars="0"/>
+              <w:rPr>
+                <w:rFonts w:ascii="Helvetica" w:hAnsi="Helvetica" w:eastAsia="Helvetica" w:cs="Helvetica"/>
+                <w:i w:val="false"/>
+                <w:b w:val="false"/>
+                <w:u w:val="none"/>
+                <w:sz w:val="22"/>
+                <w:szCs w:val="22"/>
+                <w:color w:val="000000"/>
+              </w:rPr>
+            </w:pPr>
+            <w:r>
+              <w:rPr>
+                <w:rFonts w:ascii="Helvetica" w:hAnsi="Helvetica" w:eastAsia="Helvetica" w:cs="Helvetica"/>
+                <w:i w:val="false"/>
+                <w:b w:val="false"/>
+                <w:u w:val="none"/>
+                <w:sz w:val="22"/>
+                <w:szCs w:val="22"/>
+                <w:color w:val="000000"/>
+              </w:rPr>
+              <w:t xml:space="preserve">1.430</w:t>
+            </w:r>
+          </w:p>
+        </w:tc>
+        <w:tc>
+          <w:tcPr>
+            <w:tcBorders>
+              <w:bottom w:val="single" w:sz="12" w:space="0" w:color="666666"/>
+              <w:top w:val="none" w:sz="0" w:space="0" w:color="000000"/>
+              <w:left w:val="none" w:sz="0" w:space="0" w:color="000000"/>
+              <w:right w:val="none" w:sz="0" w:space="0" w:color="000000"/>
+            </w:tcBorders>
+            <w:shd w:val="clear" w:color="auto" w:fill="FFFFFF"/>
+            <w:tcMar>
+              <w:top w:w="0" w:type="dxa"/>
+              <w:bottom w:w="0" w:type="dxa"/>
+              <w:left w:w="0" w:type="dxa"/>
+              <w:right w:w="0" w:type="dxa"/>
+            </w:tcMar>
+            <w:vAlign w:val="center"/>
+          </w:tcPr>
+          <w:p>
+            <w:pPr>
+              <w:jc w:val="left"/>
+              <w:pBdr>
+                <w:bottom w:val="none" w:sz="0" w:space="0" w:color="000000"/>
+                <w:top w:val="none" w:sz="0" w:space="0" w:color="000000"/>
+                <w:left w:val="none" w:sz="0" w:space="0" w:color="000000"/>
+                <w:right w:val="none" w:sz="0" w:space="0" w:color="000000"/>
+              </w:pBdr>
+              <w:spacing w:after="100" w:before="100" w:line="240"/>
+              <w:ind w:left="100" w:right="100" w:firstLine="0" w:firstLineChars="0"/>
+              <w:rPr>
+                <w:rFonts w:ascii="Helvetica" w:hAnsi="Helvetica" w:eastAsia="Helvetica" w:cs="Helvetica"/>
+                <w:i w:val="false"/>
+                <w:b w:val="false"/>
+                <w:u w:val="none"/>
+                <w:sz w:val="22"/>
+                <w:szCs w:val="22"/>
+                <w:color w:val="000000"/>
+              </w:rPr>
+            </w:pPr>
+            <w:r>
+              <w:rPr>
+                <w:rFonts w:ascii="Helvetica" w:hAnsi="Helvetica" w:eastAsia="Helvetica" w:cs="Helvetica"/>
+                <w:i w:val="false"/>
+                <w:b w:val="false"/>
+                <w:u w:val="none"/>
+                <w:sz w:val="22"/>
+                <w:szCs w:val="22"/>
+                <w:color w:val="000000"/>
+              </w:rPr>
+              <w:t xml:space="preserve">1.250</w:t>
+            </w:r>
+          </w:p>
+        </w:tc>
+        <w:tc>
+          <w:tcPr>
+            <w:tcBorders>
+              <w:bottom w:val="single" w:sz="12" w:space="0" w:color="666666"/>
+              <w:top w:val="none" w:sz="0" w:space="0" w:color="000000"/>
+              <w:left w:val="none" w:sz="0" w:space="0" w:color="000000"/>
+              <w:right w:val="none" w:sz="0" w:space="0" w:color="000000"/>
+            </w:tcBorders>
+            <w:shd w:val="clear" w:color="auto" w:fill="FFFFFF"/>
+            <w:tcMar>
+              <w:top w:w="0" w:type="dxa"/>
+              <w:bottom w:w="0" w:type="dxa"/>
+              <w:left w:w="0" w:type="dxa"/>
+              <w:right w:w="0" w:type="dxa"/>
+            </w:tcMar>
+            <w:vAlign w:val="center"/>
+          </w:tcPr>
+          <w:p>
+            <w:pPr>
+              <w:jc w:val="left"/>
+              <w:pBdr>
+                <w:bottom w:val="none" w:sz="0" w:space="0" w:color="000000"/>
+                <w:top w:val="none" w:sz="0" w:space="0" w:color="000000"/>
+                <w:left w:val="none" w:sz="0" w:space="0" w:color="000000"/>
+                <w:right w:val="none" w:sz="0" w:space="0" w:color="000000"/>
+              </w:pBdr>
+              <w:spacing w:after="100" w:before="100" w:line="240"/>
+              <w:ind w:left="100" w:right="100" w:firstLine="0" w:firstLineChars="0"/>
+              <w:rPr>
+                <w:rFonts w:ascii="Helvetica" w:hAnsi="Helvetica" w:eastAsia="Helvetica" w:cs="Helvetica"/>
+                <w:i w:val="false"/>
+                <w:b w:val="false"/>
+                <w:u w:val="none"/>
+                <w:sz w:val="22"/>
+                <w:szCs w:val="22"/>
+                <w:color w:val="000000"/>
+              </w:rPr>
+            </w:pPr>
+            <w:r>
+              <w:rPr>
+                <w:rFonts w:ascii="Helvetica" w:hAnsi="Helvetica" w:eastAsia="Helvetica" w:cs="Helvetica"/>
+                <w:i w:val="false"/>
+                <w:b w:val="false"/>
+                <w:u w:val="none"/>
+                <w:sz w:val="22"/>
+                <w:szCs w:val="22"/>
+                <w:color w:val="000000"/>
+              </w:rPr>
+              <w:t xml:space="preserve">1.66</w:t>
+            </w:r>
+          </w:p>
+        </w:tc>
+        <w:tc>
+          <w:tcPr>
+            <w:tcBorders>
+              <w:bottom w:val="single" w:sz="12" w:space="0" w:color="666666"/>
+              <w:top w:val="none" w:sz="0" w:space="0" w:color="000000"/>
+              <w:left w:val="none" w:sz="0" w:space="0" w:color="000000"/>
+              <w:right w:val="none" w:sz="0" w:space="0" w:color="000000"/>
+            </w:tcBorders>
+            <w:shd w:val="clear" w:color="auto" w:fill="FFFFFF"/>
+            <w:tcMar>
+              <w:top w:w="0" w:type="dxa"/>
+              <w:bottom w:w="0" w:type="dxa"/>
+              <w:left w:w="0" w:type="dxa"/>
+              <w:right w:w="0" w:type="dxa"/>
+            </w:tcMar>
+            <w:vAlign w:val="center"/>
+          </w:tcPr>
+          <w:p>
+            <w:pPr>
+              <w:jc w:val="left"/>
+              <w:pBdr>
+                <w:bottom w:val="none" w:sz="0" w:space="0" w:color="000000"/>
+                <w:top w:val="none" w:sz="0" w:space="0" w:color="000000"/>
+                <w:left w:val="none" w:sz="0" w:space="0" w:color="000000"/>
+                <w:right w:val="none" w:sz="0" w:space="0" w:color="000000"/>
+              </w:pBdr>
+              <w:spacing w:after="100" w:before="100" w:line="240"/>
+              <w:ind w:left="100" w:right="100" w:firstLine="0" w:firstLineChars="0"/>
+              <w:rPr>
+                <w:rFonts w:ascii="Helvetica" w:hAnsi="Helvetica" w:eastAsia="Helvetica" w:cs="Helvetica"/>
+                <w:i w:val="false"/>
+                <w:b w:val="false"/>
+                <w:u w:val="none"/>
+                <w:sz w:val="22"/>
+                <w:szCs w:val="22"/>
+                <w:color w:val="000000"/>
+              </w:rPr>
+            </w:pPr>
+            <w:r>
+              <w:rPr>
+                <w:rFonts w:ascii="Helvetica" w:hAnsi="Helvetica" w:eastAsia="Helvetica" w:cs="Helvetica"/>
+                <w:i w:val="false"/>
+                <w:b w:val="false"/>
+                <w:u w:val="none"/>
+                <w:sz w:val="22"/>
+                <w:szCs w:val="22"/>
+                <w:color w:val="000000"/>
+              </w:rPr>
+              <w:t xml:space="preserve">1.370</w:t>
             </w:r>
           </w:p>
         </w:tc>

--- a/docs/tables/Table_S1-3_mean_mpm_derived.docx
+++ b/docs/tables/Table_S1-3_mean_mpm_derived.docx
@@ -62,6 +62,7 @@
                 <w:i w:val="false"/>
                 <w:b w:val="false"/>
                 <w:u w:val="none"/>
+                <w:strike w:val="false"/>
                 <w:sz w:val="22"/>
                 <w:szCs w:val="22"/>
                 <w:color w:val="000000"/>
@@ -73,6 +74,7 @@
                 <w:i w:val="false"/>
                 <w:b w:val="false"/>
                 <w:u w:val="none"/>
+                <w:strike w:val="false"/>
                 <w:sz w:val="22"/>
                 <w:szCs w:val="22"/>
                 <w:color w:val="000000"/>
@@ -114,6 +116,7 @@
                 <w:i w:val="false"/>
                 <w:b w:val="false"/>
                 <w:u w:val="none"/>
+                <w:strike w:val="false"/>
                 <w:sz w:val="22"/>
                 <w:szCs w:val="22"/>
                 <w:color w:val="000000"/>
@@ -125,6 +128,7 @@
                 <w:i w:val="false"/>
                 <w:b w:val="false"/>
                 <w:u w:val="none"/>
+                <w:strike w:val="false"/>
                 <w:sz w:val="22"/>
                 <w:szCs w:val="22"/>
                 <w:color w:val="000000"/>
@@ -166,6 +170,7 @@
                 <w:i w:val="false"/>
                 <w:b w:val="false"/>
                 <w:u w:val="none"/>
+                <w:strike w:val="false"/>
                 <w:sz w:val="22"/>
                 <w:szCs w:val="22"/>
                 <w:color w:val="000000"/>
@@ -177,6 +182,7 @@
                 <w:i w:val="false"/>
                 <w:b w:val="false"/>
                 <w:u w:val="none"/>
+                <w:strike w:val="false"/>
                 <w:sz w:val="22"/>
                 <w:szCs w:val="22"/>
                 <w:color w:val="000000"/>
@@ -218,6 +224,7 @@
                 <w:i w:val="false"/>
                 <w:b w:val="false"/>
                 <w:u w:val="none"/>
+                <w:strike w:val="false"/>
                 <w:sz w:val="22"/>
                 <w:szCs w:val="22"/>
                 <w:color w:val="000000"/>
@@ -229,6 +236,7 @@
                 <w:i w:val="false"/>
                 <w:b w:val="false"/>
                 <w:u w:val="none"/>
+                <w:strike w:val="false"/>
                 <w:sz w:val="22"/>
                 <w:szCs w:val="22"/>
                 <w:color w:val="000000"/>
@@ -270,6 +278,7 @@
                 <w:i w:val="false"/>
                 <w:b w:val="false"/>
                 <w:u w:val="none"/>
+                <w:strike w:val="false"/>
                 <w:sz w:val="22"/>
                 <w:szCs w:val="22"/>
                 <w:color w:val="000000"/>
@@ -281,6 +290,7 @@
                 <w:i w:val="false"/>
                 <w:b w:val="false"/>
                 <w:u w:val="none"/>
+                <w:strike w:val="false"/>
                 <w:sz w:val="22"/>
                 <w:szCs w:val="22"/>
                 <w:color w:val="000000"/>
@@ -328,6 +338,7 @@
                 <w:i w:val="false"/>
                 <w:b w:val="false"/>
                 <w:u w:val="none"/>
+                <w:strike w:val="false"/>
                 <w:sz w:val="22"/>
                 <w:szCs w:val="22"/>
                 <w:color w:val="000000"/>
@@ -339,6 +350,7 @@
                 <w:i w:val="false"/>
                 <w:b w:val="false"/>
                 <w:u w:val="none"/>
+                <w:strike w:val="false"/>
                 <w:sz w:val="22"/>
                 <w:szCs w:val="22"/>
                 <w:color w:val="000000"/>
@@ -380,6 +392,7 @@
                 <w:i w:val="false"/>
                 <w:b w:val="false"/>
                 <w:u w:val="none"/>
+                <w:strike w:val="false"/>
                 <w:sz w:val="22"/>
                 <w:szCs w:val="22"/>
                 <w:color w:val="000000"/>
@@ -391,6 +404,7 @@
                 <w:i w:val="false"/>
                 <w:b w:val="false"/>
                 <w:u w:val="none"/>
+                <w:strike w:val="false"/>
                 <w:sz w:val="22"/>
                 <w:szCs w:val="22"/>
                 <w:color w:val="000000"/>
@@ -432,6 +446,7 @@
                 <w:i w:val="false"/>
                 <w:b w:val="false"/>
                 <w:u w:val="none"/>
+                <w:strike w:val="false"/>
                 <w:sz w:val="22"/>
                 <w:szCs w:val="22"/>
                 <w:color w:val="000000"/>
@@ -443,6 +458,7 @@
                 <w:i w:val="false"/>
                 <w:b w:val="false"/>
                 <w:u w:val="none"/>
+                <w:strike w:val="false"/>
                 <w:sz w:val="22"/>
                 <w:szCs w:val="22"/>
                 <w:color w:val="000000"/>
@@ -484,6 +500,7 @@
                 <w:i w:val="false"/>
                 <w:b w:val="false"/>
                 <w:u w:val="none"/>
+                <w:strike w:val="false"/>
                 <w:sz w:val="22"/>
                 <w:szCs w:val="22"/>
                 <w:color w:val="000000"/>
@@ -495,6 +512,7 @@
                 <w:i w:val="false"/>
                 <w:b w:val="false"/>
                 <w:u w:val="none"/>
+                <w:strike w:val="false"/>
                 <w:sz w:val="22"/>
                 <w:szCs w:val="22"/>
                 <w:color w:val="000000"/>
@@ -536,6 +554,7 @@
                 <w:i w:val="false"/>
                 <w:b w:val="false"/>
                 <w:u w:val="none"/>
+                <w:strike w:val="false"/>
                 <w:sz w:val="22"/>
                 <w:szCs w:val="22"/>
                 <w:color w:val="000000"/>
@@ -547,6 +566,7 @@
                 <w:i w:val="false"/>
                 <w:b w:val="false"/>
                 <w:u w:val="none"/>
+                <w:strike w:val="false"/>
                 <w:sz w:val="22"/>
                 <w:szCs w:val="22"/>
                 <w:color w:val="000000"/>
@@ -594,6 +614,7 @@
                 <w:i w:val="false"/>
                 <w:b w:val="false"/>
                 <w:u w:val="none"/>
+                <w:strike w:val="false"/>
                 <w:sz w:val="22"/>
                 <w:szCs w:val="22"/>
                 <w:color w:val="000000"/>
@@ -605,6 +626,7 @@
                 <w:i w:val="false"/>
                 <w:b w:val="false"/>
                 <w:u w:val="none"/>
+                <w:strike w:val="false"/>
                 <w:sz w:val="22"/>
                 <w:szCs w:val="22"/>
                 <w:color w:val="000000"/>
@@ -646,6 +668,7 @@
                 <w:i w:val="false"/>
                 <w:b w:val="false"/>
                 <w:u w:val="none"/>
+                <w:strike w:val="false"/>
                 <w:sz w:val="22"/>
                 <w:szCs w:val="22"/>
                 <w:color w:val="000000"/>
@@ -657,6 +680,7 @@
                 <w:i w:val="false"/>
                 <w:b w:val="false"/>
                 <w:u w:val="none"/>
+                <w:strike w:val="false"/>
                 <w:sz w:val="22"/>
                 <w:szCs w:val="22"/>
                 <w:color w:val="000000"/>
@@ -698,6 +722,7 @@
                 <w:i w:val="false"/>
                 <w:b w:val="false"/>
                 <w:u w:val="none"/>
+                <w:strike w:val="false"/>
                 <w:sz w:val="22"/>
                 <w:szCs w:val="22"/>
                 <w:color w:val="000000"/>
@@ -709,6 +734,7 @@
                 <w:i w:val="false"/>
                 <w:b w:val="false"/>
                 <w:u w:val="none"/>
+                <w:strike w:val="false"/>
                 <w:sz w:val="22"/>
                 <w:szCs w:val="22"/>
                 <w:color w:val="000000"/>
@@ -750,6 +776,7 @@
                 <w:i w:val="false"/>
                 <w:b w:val="false"/>
                 <w:u w:val="none"/>
+                <w:strike w:val="false"/>
                 <w:sz w:val="22"/>
                 <w:szCs w:val="22"/>
                 <w:color w:val="000000"/>
@@ -761,6 +788,7 @@
                 <w:i w:val="false"/>
                 <w:b w:val="false"/>
                 <w:u w:val="none"/>
+                <w:strike w:val="false"/>
                 <w:sz w:val="22"/>
                 <w:szCs w:val="22"/>
                 <w:color w:val="000000"/>
@@ -802,6 +830,7 @@
                 <w:i w:val="false"/>
                 <w:b w:val="false"/>
                 <w:u w:val="none"/>
+                <w:strike w:val="false"/>
                 <w:sz w:val="22"/>
                 <w:szCs w:val="22"/>
                 <w:color w:val="000000"/>
@@ -813,6 +842,7 @@
                 <w:i w:val="false"/>
                 <w:b w:val="false"/>
                 <w:u w:val="none"/>
+                <w:strike w:val="false"/>
                 <w:sz w:val="22"/>
                 <w:szCs w:val="22"/>
                 <w:color w:val="000000"/>
@@ -860,6 +890,7 @@
                 <w:i w:val="false"/>
                 <w:b w:val="false"/>
                 <w:u w:val="none"/>
+                <w:strike w:val="false"/>
                 <w:sz w:val="22"/>
                 <w:szCs w:val="22"/>
                 <w:color w:val="000000"/>
@@ -871,6 +902,7 @@
                 <w:i w:val="false"/>
                 <w:b w:val="false"/>
                 <w:u w:val="none"/>
+                <w:strike w:val="false"/>
                 <w:sz w:val="22"/>
                 <w:szCs w:val="22"/>
                 <w:color w:val="000000"/>
@@ -912,6 +944,7 @@
                 <w:i w:val="false"/>
                 <w:b w:val="false"/>
                 <w:u w:val="none"/>
+                <w:strike w:val="false"/>
                 <w:sz w:val="22"/>
                 <w:szCs w:val="22"/>
                 <w:color w:val="000000"/>
@@ -923,6 +956,7 @@
                 <w:i w:val="false"/>
                 <w:b w:val="false"/>
                 <w:u w:val="none"/>
+                <w:strike w:val="false"/>
                 <w:sz w:val="22"/>
                 <w:szCs w:val="22"/>
                 <w:color w:val="000000"/>
@@ -964,6 +998,7 @@
                 <w:i w:val="false"/>
                 <w:b w:val="false"/>
                 <w:u w:val="none"/>
+                <w:strike w:val="false"/>
                 <w:sz w:val="22"/>
                 <w:szCs w:val="22"/>
                 <w:color w:val="000000"/>
@@ -975,6 +1010,7 @@
                 <w:i w:val="false"/>
                 <w:b w:val="false"/>
                 <w:u w:val="none"/>
+                <w:strike w:val="false"/>
                 <w:sz w:val="22"/>
                 <w:szCs w:val="22"/>
                 <w:color w:val="000000"/>
@@ -1016,6 +1052,7 @@
                 <w:i w:val="false"/>
                 <w:b w:val="false"/>
                 <w:u w:val="none"/>
+                <w:strike w:val="false"/>
                 <w:sz w:val="22"/>
                 <w:szCs w:val="22"/>
                 <w:color w:val="000000"/>
@@ -1027,6 +1064,7 @@
                 <w:i w:val="false"/>
                 <w:b w:val="false"/>
                 <w:u w:val="none"/>
+                <w:strike w:val="false"/>
                 <w:sz w:val="22"/>
                 <w:szCs w:val="22"/>
                 <w:color w:val="000000"/>
@@ -1068,6 +1106,7 @@
                 <w:i w:val="false"/>
                 <w:b w:val="false"/>
                 <w:u w:val="none"/>
+                <w:strike w:val="false"/>
                 <w:sz w:val="22"/>
                 <w:szCs w:val="22"/>
                 <w:color w:val="000000"/>
@@ -1079,6 +1118,7 @@
                 <w:i w:val="false"/>
                 <w:b w:val="false"/>
                 <w:u w:val="none"/>
+                <w:strike w:val="false"/>
                 <w:sz w:val="22"/>
                 <w:szCs w:val="22"/>
                 <w:color w:val="000000"/>

--- a/docs/tables/Table_S1-3_mean_mpm_derived.docx
+++ b/docs/tables/Table_S1-3_mean_mpm_derived.docx
@@ -19,7 +19,7 @@
       <w:tblGrid>
         <w:gridCol w:w="2954"/>
         <w:gridCol w:w="1132"/>
-        <w:gridCol w:w="961"/>
+        <w:gridCol w:w="912"/>
         <w:gridCol w:w="1034"/>
         <w:gridCol w:w="1805"/>
       </w:tblGrid>
@@ -463,7 +463,7 @@
                 <w:szCs w:val="22"/>
                 <w:color w:val="000000"/>
               </w:rPr>
-              <w:t xml:space="preserve">1.700</w:t>
+              <w:t xml:space="preserve">1.69</w:t>
             </w:r>
           </w:p>
         </w:tc>
@@ -517,7 +517,7 @@
                 <w:szCs w:val="22"/>
                 <w:color w:val="000000"/>
               </w:rPr>
-              <w:t xml:space="preserve">2.18</w:t>
+              <w:t xml:space="preserve">2.16</w:t>
             </w:r>
           </w:p>
         </w:tc>
@@ -739,7 +739,7 @@
                 <w:szCs w:val="22"/>
                 <w:color w:val="000000"/>
               </w:rPr>
-              <w:t xml:space="preserve">0.826</w:t>
+              <w:t xml:space="preserve">0.82</w:t>
             </w:r>
           </w:p>
         </w:tc>
@@ -1015,7 +1015,7 @@
                 <w:szCs w:val="22"/>
                 <w:color w:val="000000"/>
               </w:rPr>
-              <w:t xml:space="preserve">1.250</w:t>
+              <w:t xml:space="preserve">1.25</w:t>
             </w:r>
           </w:p>
         </w:tc>
@@ -1069,7 +1069,7 @@
                 <w:szCs w:val="22"/>
                 <w:color w:val="000000"/>
               </w:rPr>
-              <w:t xml:space="preserve">1.66</w:t>
+              <w:t xml:space="preserve">1.68</w:t>
             </w:r>
           </w:p>
         </w:tc>

--- a/docs/tables/Table_S1-3_mean_mpm_derived.docx
+++ b/docs/tables/Table_S1-3_mean_mpm_derived.docx
@@ -28,7 +28,6 @@
           <w:trHeight w:val="573" w:hRule="auto"/>
           <w:tblHeader/>
         </w:trPr>
-        header1
         <w:tc>
           <w:tcPr>
             <w:tcBorders>
@@ -48,6 +47,7 @@
           </w:tcPr>
           <w:p>
             <w:pPr>
+              <w:pStyle w:val="Normal"/>
               <w:jc w:val="left"/>
               <w:pBdr>
                 <w:bottom w:val="none" w:sz="0" w:space="0" w:color="000000"/>
@@ -102,6 +102,7 @@
           </w:tcPr>
           <w:p>
             <w:pPr>
+              <w:pStyle w:val="Normal"/>
               <w:jc w:val="left"/>
               <w:pBdr>
                 <w:bottom w:val="none" w:sz="0" w:space="0" w:color="000000"/>
@@ -156,6 +157,7 @@
           </w:tcPr>
           <w:p>
             <w:pPr>
+              <w:pStyle w:val="Normal"/>
               <w:jc w:val="left"/>
               <w:pBdr>
                 <w:bottom w:val="none" w:sz="0" w:space="0" w:color="000000"/>
@@ -210,6 +212,7 @@
           </w:tcPr>
           <w:p>
             <w:pPr>
+              <w:pStyle w:val="Normal"/>
               <w:jc w:val="left"/>
               <w:pBdr>
                 <w:bottom w:val="none" w:sz="0" w:space="0" w:color="000000"/>
@@ -264,6 +267,7 @@
           </w:tcPr>
           <w:p>
             <w:pPr>
+              <w:pStyle w:val="Normal"/>
               <w:jc w:val="left"/>
               <w:pBdr>
                 <w:bottom w:val="none" w:sz="0" w:space="0" w:color="000000"/>
@@ -304,7 +308,6 @@
         <w:trPr>
           <w:trHeight w:val="618" w:hRule="auto"/>
         </w:trPr>
-        body1
         <w:tc>
           <w:tcPr>
             <w:tcBorders>
@@ -324,6 +327,7 @@
           </w:tcPr>
           <w:p>
             <w:pPr>
+              <w:pStyle w:val="Normal"/>
               <w:jc w:val="left"/>
               <w:pBdr>
                 <w:bottom w:val="none" w:sz="0" w:space="0" w:color="000000"/>
@@ -378,6 +382,7 @@
           </w:tcPr>
           <w:p>
             <w:pPr>
+              <w:pStyle w:val="Normal"/>
               <w:jc w:val="left"/>
               <w:pBdr>
                 <w:bottom w:val="none" w:sz="0" w:space="0" w:color="000000"/>
@@ -432,6 +437,7 @@
           </w:tcPr>
           <w:p>
             <w:pPr>
+              <w:pStyle w:val="Normal"/>
               <w:jc w:val="left"/>
               <w:pBdr>
                 <w:bottom w:val="none" w:sz="0" w:space="0" w:color="000000"/>
@@ -486,6 +492,7 @@
           </w:tcPr>
           <w:p>
             <w:pPr>
+              <w:pStyle w:val="Normal"/>
               <w:jc w:val="left"/>
               <w:pBdr>
                 <w:bottom w:val="none" w:sz="0" w:space="0" w:color="000000"/>
@@ -540,6 +547,7 @@
           </w:tcPr>
           <w:p>
             <w:pPr>
+              <w:pStyle w:val="Normal"/>
               <w:jc w:val="left"/>
               <w:pBdr>
                 <w:bottom w:val="none" w:sz="0" w:space="0" w:color="000000"/>
@@ -580,7 +588,6 @@
         <w:trPr>
           <w:trHeight w:val="620" w:hRule="auto"/>
         </w:trPr>
-        body2
         <w:tc>
           <w:tcPr>
             <w:tcBorders>
@@ -600,6 +607,7 @@
           </w:tcPr>
           <w:p>
             <w:pPr>
+              <w:pStyle w:val="Normal"/>
               <w:jc w:val="left"/>
               <w:pBdr>
                 <w:bottom w:val="none" w:sz="0" w:space="0" w:color="000000"/>
@@ -654,6 +662,7 @@
           </w:tcPr>
           <w:p>
             <w:pPr>
+              <w:pStyle w:val="Normal"/>
               <w:jc w:val="left"/>
               <w:pBdr>
                 <w:bottom w:val="none" w:sz="0" w:space="0" w:color="000000"/>
@@ -708,6 +717,7 @@
           </w:tcPr>
           <w:p>
             <w:pPr>
+              <w:pStyle w:val="Normal"/>
               <w:jc w:val="left"/>
               <w:pBdr>
                 <w:bottom w:val="none" w:sz="0" w:space="0" w:color="000000"/>
@@ -762,6 +772,7 @@
           </w:tcPr>
           <w:p>
             <w:pPr>
+              <w:pStyle w:val="Normal"/>
               <w:jc w:val="left"/>
               <w:pBdr>
                 <w:bottom w:val="none" w:sz="0" w:space="0" w:color="000000"/>
@@ -816,6 +827,7 @@
           </w:tcPr>
           <w:p>
             <w:pPr>
+              <w:pStyle w:val="Normal"/>
               <w:jc w:val="left"/>
               <w:pBdr>
                 <w:bottom w:val="none" w:sz="0" w:space="0" w:color="000000"/>
@@ -856,7 +868,6 @@
         <w:trPr>
           <w:trHeight w:val="620" w:hRule="auto"/>
         </w:trPr>
-        body3
         <w:tc>
           <w:tcPr>
             <w:tcBorders>
@@ -876,6 +887,7 @@
           </w:tcPr>
           <w:p>
             <w:pPr>
+              <w:pStyle w:val="Normal"/>
               <w:jc w:val="left"/>
               <w:pBdr>
                 <w:bottom w:val="none" w:sz="0" w:space="0" w:color="000000"/>
@@ -930,6 +942,7 @@
           </w:tcPr>
           <w:p>
             <w:pPr>
+              <w:pStyle w:val="Normal"/>
               <w:jc w:val="left"/>
               <w:pBdr>
                 <w:bottom w:val="none" w:sz="0" w:space="0" w:color="000000"/>
@@ -984,6 +997,7 @@
           </w:tcPr>
           <w:p>
             <w:pPr>
+              <w:pStyle w:val="Normal"/>
               <w:jc w:val="left"/>
               <w:pBdr>
                 <w:bottom w:val="none" w:sz="0" w:space="0" w:color="000000"/>
@@ -1038,6 +1052,7 @@
           </w:tcPr>
           <w:p>
             <w:pPr>
+              <w:pStyle w:val="Normal"/>
               <w:jc w:val="left"/>
               <w:pBdr>
                 <w:bottom w:val="none" w:sz="0" w:space="0" w:color="000000"/>
@@ -1092,6 +1107,7 @@
           </w:tcPr>
           <w:p>
             <w:pPr>
+              <w:pStyle w:val="Normal"/>
               <w:jc w:val="left"/>
               <w:pBdr>
                 <w:bottom w:val="none" w:sz="0" w:space="0" w:color="000000"/>
